--- a/fra/docx/01.content.docx
+++ b/fra/docx/01.content.docx
@@ -136,13 +136,6 @@
         <w:rPr>
           <w:lang w:val="fr_FR" w:bidi="fr_FR"/>
         </w:rPr>
-      </w:r>
-      <w:r>
-        <w:rPr>
-          <w:i/>
-          <w:lang w:val="fr_FR" w:bidi="fr_FR"/>
-        </w:rPr>
-        <w:t>Genèse 1.1, Genèse 1.2, Genèse 1.3, Genèse 1.7–8, Genèse 1.10, Genèse 1.11–12, Genèse 1.14, Genèse 1.16, Genèse 1.21, Genèse 1.22, Genèse 1.26, Genèse 1.26 (#2), Genèse 1.27, Genèse 1.28, Genèse 1.29, Genèse 1.31, Genèse 2.2–3, Genèse 2.6, Genèse 2.7, Genèse 2.8, Genèse 2.9, Genèse 2.15, Genèse 2.16–17, Genèse 2.17, Genèse 2.18, Genèse 2.19, Genèse 2.20, Genèse 2.22, Genèse 2.23, Genèse 2.24, Genèse 2.25, Genèse 3.1, Genèse 3.4, Genèse 3.5, Genèse 3.6, Genèse 3.6 (#2), Genèse 3.7, Genèse 3.8, Genèse 3.10, Genèse 3.12, Genèse 3.13, Genèse 3.15, Genèse 3.16, Genèse 3.17, Genèse 3.20, Genèse 3.21, Genèse 3.22, Genèse 3.24, Genèse 4.2, Genèse 4.3, Genèse 4.4, Genèse 4.4–5, Genèse 4.5, Genèse 4.7, Genèse 4.8, Genèse 4.9, Genèse 4.12, Genèse 4.15, Genèse 4.16, Genèse 4.19, Genèse 4.23, Genèse 4.25, Genèse 4.26, Genèse 5.1, Genèse 5.1 (#2), Genèse 5.2, Genèse 5.5, Genèse 5.8, Genèse 5.14, Genèse 5.20, Genèse 5.24, Genèse 5.29, Genèse 5.32, Genèse 6.2, Genèse 6.3, Genèse 6.4, Genèse 6.5, Genèse 6.7, Genèse 6.8, Genèse 6.9, Genèse 6.14, Genèse 6.17, Genèse 6.18, Genèse 6.18 (#2), Genèse 6.19, Genèse 6.22, Genèse 7.2, Genèse 7.4, Genèse 7.6, Genèse 7.9, Genèse 7.11, Genèse 7.16, Genèse 7.20, Genèse 7.21, Genèse 7.23, Genèse 8.1–2, Genèse 8.4, Genèse 8.9, Genèse 8.11, Genèse 8.12, Genèse 8.13, Genèse 8.17, Genèse 8.20, Genèse 8.21, Genèse 8.21 (#2), Genèse 9.1, Genèse 9.3, Genèse 9.4, Genèse 9.4 (#2), Genèse 9.5–6, Genèse 9.6, Genèse 9.9–11, Genèse 9.13, Genèse 9.15, Genèse 9.16–17, Genèse 9.18, Genèse 9.20–21, Genèse 9.23, Genèse 9.25, Genèse 9.26–27, Genèse 10.5, Genèse 10.9, Genèse 10.10, Genèse 10.11, Genèse 10.15, Genèse 10.20, Genèse 10.25, Genèse 10.31, Genèse 10.32, Genèse 11.1, Genèse 11.2, Genèse 11.4, Genèse 11.4 (#2), Genèse 11.7, Genèse 11.7 (#2), Genèse 11.8, Genèse 11.9, Genèse 11.10, Genèse 11.26, Genèse 11.27, Genèse 11.28, Genèse 11.29, Genèse 11.30, Genèse 11.31, Genèse 12.1, Genèse 12.2–3, Genèse 12.5, Genèse 12.5 (#2), Genèse 12.7, Genèse 12.8, Genèse 12.10, Genèse 12.12, Genèse 12.13, Genèse 12.15, Genèse 12.17, Genèse 12.18–19, Genèse 12.20, Genèse 13.1, Genèse 13.2, Genèse 13.6–7, Genèse 13.9, Genèse 13.10–11, Genèse 13.12, Genèse 13.13, Genèse 13.14–15, Genèse 13.16, Genèse 13.18, Genèse 14.11–12, Genèse 14.14, Genèse 14.15–16, Genèse 14.17–18, Genèse 14.18, Genèse 14.18 (#2), Genèse 14.19–20, Genèse 14.20, Genèse 14.21, Genèse 14.22–23, Genèse 14.23–24, Genèse 15.1, Genèse 15.2–3, Genèse 15.4, Genèse 15.5, Genèse 15.6, Genèse 15.8, Genèse 15.10, Genèse 15.12, Genèse 15.13, Genèse 15.14, Genèse 15.15, Genèse 15.16, Genèse 15.17, Genèse 15.18–21, Genèse 16.1–2, Genèse 16.4, Genèse 16.5–6, Genèse 16.6, Genèse 16.9, Genèse 16.10, Genèse 16.11, Genèse 16.12, Genèse 16.13, Genèse 16.16, Genèse 17.1, Genèse 17.1 (#2), Genèse 17.5, Genèse 17.8, Genèse 17.8 (#2), Genèse 17.10–11, Genèse 17.12, Genèse 17.12–13, Genèse 17.14, Genèse 17.15, Genèse 17.16, Genèse 17.17, Genèse 17.19, Genèse 17.19 (#2), Genèse 17.20, Genèse 17.21, Genèse 17.24–27, Genèse 17.25, Genèse 18.2, Genèse 18.4–5, Genèse 18.9, Genèse 18.10, Genèse 18.12, Genèse 18.14, Genèse 18.16, Genèse 18.17, Genèse 18.19, Genèse 18.20–21, Genèse 18.23, Genèse 18.26, Genèse 18.28, Genèse 18.29, Genèse 18.30, Genèse 18.31, Genèse 18.32, Genèse 19.2, Genèse 19.2 (#2), Genèse 19.3, Genèse 19.5, Genèse 19.8, Genèse 19.9, Genèse 19.11, Genèse 19.13, Genèse 19.14, Genèse 19.15, Genèse 19.6, Genèse 19.17, Genèse 19.22, Genèse 19.24, Genèse 19.26, Genèse 19.28, Genèse 19.30, Genèse 19.31–32, Genèse 19.37–38, Genèse 20.1–2, Genèse 20.3, Genèse 20.5, Genèse 20.7, Genèse 20.8, Genèse 20.11, Genèse 20.12, Genèse 20.16, Genèse 20.16 (#2), Genèse 20.17, Genèse 21.2, Genèse 21.4, Genèse 21.6, Genèse 21.9, Genèse 21.10, Genèse 21.11, Genèse 21.12, Genèse 21.14, Genèse 21.18, Genèse 21.19, Genèse 21.20–21, Genèse 21.23, Genèse 21.25, Genèse 21.28–30, Genèse 21.32, Genèse 21.33, Genèse 21.34, Genèse 22.1–2, Genèse 22.3, Genèse 22.5, Genèse 22.7, Genèse 22.8, Genèse 22.9, Genèse 22.12, Genèse 22.12 (#2), Genèse 22.13, Genèse 22.14, Genèse 22.16–17, Genèse 22.18, Genèse 23.2, Genèse 23.3–4, Genèse 23.5–6, Genèse 23.10–11, Genèse 23.12–13, Genèse 23.14–15, Genèse 23.14–16, Genèse 23.17–18, Genèse 23.19, Genèse 24.2–4, Genèse 24.5–6, Genèse 24.12–14, Genèse 24.15, Genèse 24.17–18, Genèse 24.19, Genèse 24.26–27, Genèse 24.29, Genèse 24.31, Genèse 24.33, Genèse 24.40, Genèse 24.47, Genèse 24.50–51, Genèse 24.52–53, Genèse 24.54–55, Genèse 24.56–58, Genèse 24.60, Genèse 24.63, Genèse 24.64–65, Genèse 24.67, Genèse 25.1, Genèse 25.5–6, Genèse 25.7, Genèse 25.9, Genèse 25.18, Genèse 25.21, Genèse 25.23, Genèse 25.25, Genèse 25.26, Genèse 25.27, Genèse 25.27 (#2), Genèse 25.28, Genèse 25.30, Genèse 25.31, Genèse 25.33, Genèse 25.34, Genèse 26.1, Genèse 26.2, Genèse 26.3, Genèse 26.5, Genèse 26.7, Genèse 26.9–10, Genèse 26.11, Genèse 26.16, Genèse 26.18, Genèse 26.22, Genèse 26.23–24, Genèse 26.28–29, Genèse 26.30–31, Genèse 26.34, Genèse 26.35, Genèse 27.1, Genèse 27.3–4, Genèse 27.8–10, Genèse 27.11–12, Genèse 27.15–16, Genèse 27.20, Genèse 27.22–23, Genèse 27.24, Genèse 27.26–27, Genèse 27.29, Genèse 27.30–31, Genèse 27.34–35, Genèse 27.36, Genèse 27.39–40, Genèse 27.41, Genèse 27.43, Genèse 28.1, Genèse 28.2, Genèse 28.4, Genèse 28.8–9, Genèse 28.12–13, Genèse 28.13, Genèse 28.13 (#2), Genèse 28.17, Genèse 28.19, Genèse 28.20–21, Genèse 28.22, Genèse 29.4, Genèse 29.6, Genèse 29.10, Genèse 29.12, Genèse 29.13, Genèse 29.16–17, Genèse 29.18, Genèse 29.20, Genèse 29.23–25, Genèse 29.24, Genèse 29.26, Genèse 29.27, Genèse 29.29, Genèse 29.31, Genèse 29.32, Genèse 29.32 (#2), Genèse 29.35, Genèse 30.2, Genèse 30.3, Genèse 30.7–8, Genèse 30.9, Genèse 30.10–11, Genèse 30.14–15, Genèse 30.20, Genèse 30.23, Genèse 30.25–26, Genèse 30.27, Genèse 30.32, Genèse 30.35–36, Genèse 30.37, Genèse 30.38, Genèse 30.39, Genèse 30.42, Genèse 31.1–2, Genèse 31.3, Genèse 31.8–9, Genèse 31.14–15, Genèse 31.19, Genèse 31.20, Genèse 31.22–23, Genèse 31.24, Genèse 31.31, Genèse 31.32, Genèse 31.34–35, Genèse 31.41, Genèse 31.43, Genèse 31.46, Genèse 31.49–50, Genèse 31.51–52, Genèse 31.52, Genèse 31.53, Genèse 31.55, Genèse 32.3, Genèse 32.5, Genèse 32.7–8, Genèse 32.11, Genèse 32.12, Genèse 32.20, Genèse 32.22, Genèse 32.24, Genèse 32.25, Genèse 32.26, Genèse 32.28, Genèse 32.30, Genèse 32.32, Genèse 33.2–3, Genèse 33.3, Genèse 33.4, Genèse 33.9, Genèse 33.11, Genèse 33.12–14, Genèse 33.14, Genèse 33.17, Genèse 33.18–19, Genèse 34.2, Genèse 34.5, Genèse 34.7, Genèse 34.8–9, Genèse 34.12, Genèse 34.13, Genèse 34.15, Genèse 34.23, Genèse 34.24, Genèse 34.25, Genèse 34.27–29, Genèse 34.30, Genèse 34.31, Genèse 35.1, Genèse 35.2, Genèse 35.5, Genèse 35.7, Genèse 35.10, Genèse 35.12, Genèse 35.18–19, Genèse 35.22, Genèse 35.22 (#2), Genèse 35.24, Genèse 35.28, Genèse 35.29, Genèse 36.1, Genèse 36.2, Genèse 36.6–7, Genèse 36.8, Genèse 36.12, Genèse 36.15–16, Genèse 36.20, Genèse 36.31, Genèse 36.43, Genèse 37.1, Genèse 37.2, Genèse 37.3, Genèse 37.4, Genèse 37.7, Genèse 37.8, Genèse 37.9, Genèse 37.10, Genèse 37.14, Genèse 37.20, Genèse 37.22, Genèse 37.28, Genèse 37.28 (#2), Genèse 37.31–32, Genèse 37.34, Genèse 37.36, Genèse 38.2, Genèse 38.7, Genèse 38.9, Genèse 38.10, Genèse 38.11, Genèse 38.12, Genèse 38.14, Genèse 38.14 (#2), Genèse 38.18, Genèse 38.21, Genèse 38.24, Genèse 38.25, Genèse 38.26, Genèse 38.27, Genèse 38.28, Genèse 38.29–30, Genèse 39.1, Genèse 39.3–4, Genèse 39.6, Genèse 39.7, Genèse 39.8–9, Genèse 39.12, Genèse 39.14–15, Genèse 39.19–20, Genèse 39.21, Genèse 39.22, Genèse 39.23, Genèse 40.1, Genèse 40.5, Genèse 40.7–8, Genèse 40.8, Genèse 40.12–13, Genèse 40.14, Genèse 40.18–19, Genèse 40.20, Genèse 40.21–22, Genèse 40.23, Genèse 41.4, Genèse 41.7, Genèse 41.8, Genèse 41.12–13, Genèse 41.16, Genèse 41.25, Genèse 41.26, Genèse 41.27, Genèse 41.32, Genèse 41.34, Genèse 41.38, Genèse 41.40–41, Genèse 41.48–49, Genèse 41.50–52, Genèse 41.54, Genèse 41.55–56, Genèse 41.57, Genèse 42.1–4, Genèse 42.6, Genèse 42.7, Genèse 42.9, Genèse 42.13, Genèse 4.13 (#2), Genèse 42.15, Genèse 42.17, Genèse 42.18–20, Genèse 42.21–22, Genèse 42.24, Genèse 42.25, Genèse 42.28, Genèse 42.28 (#2), Genèse 42.35, Genèse 42.36, Genèse 42.37, Genèse 42.38, Genèse 42.38 (#2), Genèse 43.1–2, Genèse 43.3–5, Genèse 43.9, Genèse 43.11–12, Genèse 43.14, Genèse 43.18, Genèse 43.21–22, Genèse 43.23, Genèse 43.26, Genèse 43.27, Genèse 43.30, Genèse 43.32, Genèse 43.33, Genèse 43.34, Genèse 44.1–2, Genèse 44.4–5, Genèse 44.9, Genèse 44.10, Genèse 44.12–13, Genèse 44.14, Genèse 44.16, Genèse 44.16 (#2), Genèse 44.17, Genèse 44.20, Genèse 44.22, Genèse 44.23, Genèse 44.26, Genèse 44.28, Genèse 44.29, Genèse 44.31, Genèse 44.32, Genèse 44.33, Genèse 45.1–2, Genèse 45.3, Genèse 45.7, Genèse 45.8, Genèse 45.9–11, Genèse 45.13, Genèse 45.16–18, Genèse 45.21–23, Genèse 45.26, Genèse 45.28, Genèse 46.1, Genèse 46.3–4, Genèse 46.5–7, Genèse 46.12, Genèse 46.27, Genèse 46.29, Genèse 46.29 (#2), Genèse 46.34, Genèse 47.3, Genèse 47.4, Genèse 47.6, Genèse 47.7, Genèse 47.9, Genèse 47.9 (#2), Genèse 47.10, Genèse 47.14, Genèse 47.16–17, Genèse 47.18–19, Genèse 47.24, Genèse 47.27, Genèse 47.28, Genèse 47.30, Genèse 48.1, Genèse 48.4, Genèse 48.5–6, Genèse 48.8–10, Genèse 48.14, Genèse 48.14 (#2), Genèse 48.17–18, Genèse 48.19, Genèse 48.20, Genèse 48.21, Genèse 49.1, Genèse 49.3, Genèse 49.4, Genèse 49.7, Genèse 49.8, Genèse 49.10, Genèse 49.13, Genèse 49.17, Genèse 49.20, Genèse 49.22, Genèse 49.24, Genèse 49.31, Genèse 49.33, Genèse 50.2–3, Genèse 50.4–6, Genèse 50.7–9, Genèse 50.11, Genèse 50.14, Genèse 50.15, Genèse 50.17, Genèse 50.18, Genèse 50:20, Genèse 50.22, Genèse 50.24, Genèse 50.24 (#2), Genèse 50.25, Genèse 50.26</w:t>
       </w:r>
       <w:r>
         <w:rPr>

--- a/fra/docx/01.content.docx
+++ b/fra/docx/01.content.docx
@@ -123,19 +123,6 @@
           <w:lang w:val="fr_FR" w:bidi="fr_FR"/>
         </w:rPr>
         <w:t>GEN</w:t>
-      </w:r>
-      <w:r>
-        <w:rPr>
-          <w:lang w:val="fr_FR" w:bidi="fr_FR"/>
-        </w:rPr>
-      </w:r>
-    </w:p>
-    <w:p>
-      <w:pPr/>
-      <w:r>
-        <w:rPr>
-          <w:lang w:val="fr_FR" w:bidi="fr_FR"/>
-        </w:rPr>
       </w:r>
       <w:r>
         <w:rPr>

--- a/fra/docx/01.content.docx
+++ b/fra/docx/01.content.docx
@@ -19,7 +19,7 @@
         <w:rPr>
           <w:lang w:val="fr_FR" w:bidi="fr_FR"/>
         </w:rPr>
-        <w:t>Resource: Questions de Traduction (unfoldingWord)</w:t>
+        <w:t>Resource: unfoldingWord® Translation Questions</w:t>
       </w:r>
       <w:r>
         <w:rPr>
@@ -85,7 +85,7 @@
         <w:rPr>
           <w:lang w:val="fr_FR" w:bidi="fr_FR"/>
         </w:rPr>
-        <w:t>Questions de Traduction (unfoldingWord)</w:t>
+        <w:t>unfoldingWord® Translation Questions</w:t>
       </w:r>
     </w:p>
     <w:p>
